--- a/04__Договор/01__В стадии согласования/01__Договор/Договор-Точные машины - Горизонт rev.01 v01 #08_2026.docx
+++ b/04__Договор/01__В стадии согласования/01__Договор/Договор-Точные машины - Горизонт rev.01 v01 #08_2026.docx
@@ -6882,15 +6882,7 @@
       </w:r>
       <w:r>
         <w:br/>
-        <w:t>Адрес электронной почты (</w:t>
-      </w:r>
-      <w:proofErr w:type="spellStart"/>
-      <w:r>
-        <w:t>e-mail</w:t>
-      </w:r>
-      <w:proofErr w:type="spellEnd"/>
-      <w:r>
-        <w:t>):</w:t>
+        <w:t>Адрес электронной почты (e-mail):</w:t>
       </w:r>
       <w:r>
         <w:rPr>
@@ -6973,15 +6965,7 @@
       </w:r>
       <w:r>
         <w:br/>
-        <w:t>Адрес электронной почты (</w:t>
-      </w:r>
-      <w:proofErr w:type="spellStart"/>
-      <w:r>
-        <w:t>e-mail</w:t>
-      </w:r>
-      <w:proofErr w:type="spellEnd"/>
-      <w:r>
-        <w:t xml:space="preserve">): </w:t>
+        <w:t xml:space="preserve">Адрес электронной почты (e-mail): </w:t>
       </w:r>
       <w:hyperlink r:id="rId9" w:history="1">
         <w:r>
@@ -7750,6 +7734,14 @@
         </w:rPr>
         <w:t>- иные существенные условия, соблюдение которых обязательно для выполнения Исполнителем Работ и/или Услуг;</w:t>
       </w:r>
+    </w:p>
+    <w:p>
+      <w:pPr>
+        <w:pStyle w:val="31"/>
+        <w:rPr>
+          <w:rFonts w:eastAsia="Times New Roman"/>
+        </w:rPr>
+      </w:pPr>
       <w:r>
         <w:rPr>
           <w:rFonts w:eastAsia="Times New Roman"/>
@@ -7890,6 +7882,7 @@
         </w:rPr>
       </w:pPr>
       <w:r>
+        <w:lastRenderedPageBreak/>
         <w:br w:type="page"/>
       </w:r>
     </w:p>
@@ -8791,9 +8784,6 @@
       <w:r>
         <w:t xml:space="preserve"> Ответственность Сторон за неисполнение или ненадлежащее исполнение иных обязательств по Договору определяется в соответствии с Применимым Правом.</w:t>
       </w:r>
-      <w:r>
-        <w:t>29.6 Несмотря на любые иные положения Договора размер ответственности Исполнителя в виде обязанности по возмещению убытков, уплате неустоек, пеней, штрафов в своей совокупности не будет превышать 20% (двадцать процентов) от Стоимости Работ и/или Услуг, указанной в Спецификации к Заказу.</w:t>
-      </w:r>
     </w:p>
     <w:p>
       <w:pPr>
@@ -8875,15 +8865,15 @@
         <w:pStyle w:val="31"/>
       </w:pPr>
       <w:r>
+        <w:t>30.4 Исполнитель вправе направить Заказчику предложение в изменениях в Работах, если считает, что такое изменение в интересах Заказчика. Заказчик должен рассмотреть такое предложение в течение 5 (пяти) календарных дней и дать свое заключение.</w:t>
+      </w:r>
+    </w:p>
+    <w:p>
+      <w:pPr>
+        <w:pStyle w:val="31"/>
+      </w:pPr>
+      <w:r>
         <w:lastRenderedPageBreak/>
-        <w:t>30.4 Исполнитель вправе направить Заказчику предложение в изменениях в Работах, если считает, что такое изменение в интересах Заказчика. Заказчик должен рассмотреть такое предложение в течение 5 (пяти) календарных дней и дать свое заключение.</w:t>
-      </w:r>
-    </w:p>
-    <w:p>
-      <w:pPr>
-        <w:pStyle w:val="31"/>
-      </w:pPr>
-      <w:r>
         <w:t>30.5 Любое изменение объемов Работ и/или Услуг, сроков или других существенных условий влияющих на выполнение Работ и/или Услуг, должно оформляться в соответствии с положениями Статьи 1</w:t>
       </w:r>
       <w:r>
@@ -10276,7 +10266,7 @@
               <w:rPr>
                 <w:rFonts w:ascii="Arial" w:eastAsiaTheme="minorHAnsi" w:hAnsi="Arial" w:cs="Arial"/>
                 <w:sz w:val="20"/>
-                <w:lang w:eastAsia="en-US"/>
+                <w:lang w:val="ru-RU" w:eastAsia="en-US"/>
                 <w14:ligatures w14:val="standardContextual"/>
               </w:rPr>
               <w:t>1236300029426</w:t>
@@ -10314,7 +10304,7 @@
               <w:rPr>
                 <w:rFonts w:ascii="Arial" w:eastAsiaTheme="minorHAnsi" w:hAnsi="Arial" w:cs="Arial"/>
                 <w:sz w:val="20"/>
-                <w:lang w:eastAsia="en-US"/>
+                <w:lang w:val="ru-RU" w:eastAsia="en-US"/>
                 <w14:ligatures w14:val="standardContextual"/>
               </w:rPr>
               <w:t>6312217507</w:t>
@@ -10352,7 +10342,7 @@
               <w:rPr>
                 <w:rFonts w:ascii="Arial" w:eastAsiaTheme="minorHAnsi" w:hAnsi="Arial" w:cs="Arial"/>
                 <w:sz w:val="20"/>
-                <w:lang w:eastAsia="en-US"/>
+                <w:lang w:val="ru-RU" w:eastAsia="en-US"/>
                 <w14:ligatures w14:val="standardContextual"/>
               </w:rPr>
               <w:t>631201001</w:t>
@@ -10458,6 +10448,7 @@
               <w:rPr>
                 <w:rFonts w:ascii="Arial" w:hAnsi="Arial" w:cs="Arial"/>
                 <w:sz w:val="20"/>
+                <w:lang w:val="ru-RU"/>
               </w:rPr>
               <w:t>40702810854400007922</w:t>
             </w:r>

--- a/04__Договор/01__В стадии согласования/01__Договор/Договор-Точные машины - Горизонт rev.01 v01 #08_2026.docx
+++ b/04__Договор/01__В стадии согласования/01__Договор/Договор-Точные машины - Горизонт rev.01 v01 #08_2026.docx
@@ -670,7 +670,7 @@
           <w:sz w:val="24"/>
           <w:szCs w:val="24"/>
         </w:rPr>
-        <w:t>01</w:t>
+        <w:t>16</w:t>
       </w:r>
       <w:r>
         <w:rPr>
@@ -694,7 +694,15 @@
           <w:sz w:val="24"/>
           <w:szCs w:val="24"/>
         </w:rPr>
-        <w:t>сентября</w:t>
+        <w:t>окт</w:t>
+      </w:r>
+      <w:r>
+        <w:rPr>
+          <w:rFonts w:ascii="Times New Roman" w:hAnsi="Times New Roman" w:cs="Times New Roman"/>
+          <w:sz w:val="24"/>
+          <w:szCs w:val="24"/>
+        </w:rPr>
+        <w:t>ября</w:t>
       </w:r>
       <w:r>
         <w:rPr>
@@ -7867,22 +7875,7 @@
       <w:r>
         <w:t xml:space="preserve">.1, не вправе приступать к выполнению Распоряжения об изменении Заказчика до получения от Заказчика письменного подтверждения о необходимости следовать соответствующему Распоряжению об изменении. </w:t>
       </w:r>
-    </w:p>
-    <w:p>
-      <w:pPr>
-        <w:spacing w:after="160"/>
-        <w:rPr>
-          <w:rFonts w:eastAsiaTheme="minorEastAsia" w:cs="Arial"/>
-          <w:color w:val="000000"/>
-          <w:kern w:val="0"/>
-          <w:sz w:val="22"/>
-          <w:szCs w:val="24"/>
-          <w:lang w:eastAsia="ru-RU"/>
-          <w14:ligatures w14:val="none"/>
-        </w:rPr>
-      </w:pPr>
-      <w:r>
-        <w:lastRenderedPageBreak/>
+      <w:r>
         <w:br w:type="page"/>
       </w:r>
     </w:p>
@@ -10988,7 +10981,7 @@
         <mc:AlternateContent>
           <mc:Choice Requires="wps">
             <w:drawing>
-              <wp:anchor distT="0" distB="0" distL="114300" distR="114300" simplePos="0" relativeHeight="251659264" behindDoc="0" locked="0" layoutInCell="1" allowOverlap="1" wp14:anchorId="768AF658" wp14:editId="517D817E">
+              <wp:anchor distT="0" distB="0" distL="114300" distR="114300" simplePos="0" relativeHeight="251658240" behindDoc="0" locked="0" layoutInCell="1" allowOverlap="1" wp14:anchorId="768AF658" wp14:editId="517D817E">
                 <wp:simplePos x="0" y="0"/>
                 <wp:positionH relativeFrom="column">
                   <wp:posOffset>-51435</wp:posOffset>

--- a/04__Договор/01__В стадии согласования/01__Договор/Договор-Точные машины - Горизонт rev.01 v01 #08_2026.docx
+++ b/04__Договор/01__В стадии согласования/01__Договор/Договор-Точные машины - Горизонт rev.01 v01 #08_2026.docx
@@ -748,6 +748,7 @@
           <w:docPartUnique/>
         </w:docPartObj>
       </w:sdtPr>
+      <w:sdtEndPr/>
       <w:sdtContent>
         <w:p>
           <w:pPr>
@@ -4753,7 +4754,25 @@
                 <w:color w:val="000000"/>
                 <w:szCs w:val="20"/>
               </w:rPr>
-              <w:t>Программно-технический комплекс – интегрированная совокупность аппаратных и программных средств, предназначенная для автоматизации информационных,  технологических и иных процессов и объектов, обеспечивающая сбор, обработку, хранение, отображение информации, а также формирование и выдачу управляющих воздействий на исполнительные механизмы.</w:t>
+              <w:t xml:space="preserve">Программно-технический комплекс – интегрированная совокупность аппаратных и программных средств, предназначенная для автоматизации </w:t>
+            </w:r>
+            <w:proofErr w:type="gramStart"/>
+            <w:r>
+              <w:rPr>
+                <w:rFonts w:cs="Arial"/>
+                <w:color w:val="000000"/>
+                <w:szCs w:val="20"/>
+              </w:rPr>
+              <w:t>информационных,  технологических</w:t>
+            </w:r>
+            <w:proofErr w:type="gramEnd"/>
+            <w:r>
+              <w:rPr>
+                <w:rFonts w:cs="Arial"/>
+                <w:color w:val="000000"/>
+                <w:szCs w:val="20"/>
+              </w:rPr>
+              <w:t xml:space="preserve"> и иных процессов и объектов, обеспечивающая сбор, обработку, хранение, отображение информации, а также формирование и выдачу управляющих воздействий на исполнительные механизмы.</w:t>
             </w:r>
           </w:p>
         </w:tc>
@@ -5710,14 +5729,47 @@
                 <w:color w:val="000000"/>
                 <w:szCs w:val="20"/>
               </w:rPr>
-              <w:t xml:space="preserve">Документация, содержащая  </w:t>
-            </w:r>
-            <w:r>
-              <w:rPr>
-                <w:rFonts w:cs="Arial"/>
-                <w:szCs w:val="20"/>
-              </w:rPr>
-              <w:t>комплекс графических и текстовых документов (чертежи, схемы, спецификации, расчеты, инструкции и т.д.), описывающих устройство изделия и содержащих данные, необходимые для его проектирования, изготовления, контроля, эксплуатации, ремонта и утилизации. КД определяет состав изделия, его габариты и принцип работы. Разработка КД осуществляется в соответствии с требованиями стандартов системы конструкторской документации (ЕСКД).</w:t>
+              <w:t xml:space="preserve">Документация, </w:t>
+            </w:r>
+            <w:proofErr w:type="gramStart"/>
+            <w:r>
+              <w:rPr>
+                <w:rFonts w:cs="Arial"/>
+                <w:color w:val="000000"/>
+                <w:szCs w:val="20"/>
+              </w:rPr>
+              <w:t xml:space="preserve">содержащая  </w:t>
+            </w:r>
+            <w:r>
+              <w:rPr>
+                <w:rFonts w:cs="Arial"/>
+                <w:szCs w:val="20"/>
+              </w:rPr>
+              <w:t>комплекс</w:t>
+            </w:r>
+            <w:proofErr w:type="gramEnd"/>
+            <w:r>
+              <w:rPr>
+                <w:rFonts w:cs="Arial"/>
+                <w:szCs w:val="20"/>
+              </w:rPr>
+              <w:t xml:space="preserve"> графических и текстовых документов (чертежи, схемы, спецификации, расчеты, инструкции и </w:t>
+            </w:r>
+            <w:proofErr w:type="gramStart"/>
+            <w:r>
+              <w:rPr>
+                <w:rFonts w:cs="Arial"/>
+                <w:szCs w:val="20"/>
+              </w:rPr>
+              <w:t>т.д.</w:t>
+            </w:r>
+            <w:proofErr w:type="gramEnd"/>
+            <w:r>
+              <w:rPr>
+                <w:rFonts w:cs="Arial"/>
+                <w:szCs w:val="20"/>
+              </w:rPr>
+              <w:t>), описывающих устройство изделия и содержащих данные, необходимые для его проектирования, изготовления, контроля, эксплуатации, ремонта и утилизации. КД определяет состав изделия, его габариты и принцип работы. Разработка КД осуществляется в соответствии с требованиями стандартов системы конструкторской документации (ЕСКД).</w:t>
             </w:r>
           </w:p>
         </w:tc>
@@ -6779,7 +6831,15 @@
         <w:pStyle w:val="31"/>
       </w:pPr>
       <w:r>
-        <w:t>5.4 Письмо, высланное курьерской почтой, считается доставленным после его фактической доставки адресату и/или его представителю (в т.ч. представителю в силу обстановки).</w:t>
+        <w:t xml:space="preserve">5.4 Письмо, высланное курьерской почтой, считается доставленным после его фактической доставки адресату и/или его представителю (в </w:t>
+      </w:r>
+      <w:proofErr w:type="gramStart"/>
+      <w:r>
+        <w:t>т.ч.</w:t>
+      </w:r>
+      <w:proofErr w:type="gramEnd"/>
+      <w:r>
+        <w:t xml:space="preserve"> представителю в силу обстановки).</w:t>
       </w:r>
     </w:p>
     <w:p>
@@ -6795,7 +6855,15 @@
         <w:pStyle w:val="31"/>
       </w:pPr>
       <w:r>
-        <w:t>5.6 Сообщение, переданное «из рук в руки», считается полученным посредством проставления штампа Стороны-адресата и подписи уполномоченного представителя данной Стороны (в т.ч. представителя в силу обстановки) на копии оригинала сообщения (документа).</w:t>
+        <w:t xml:space="preserve">5.6 Сообщение, переданное «из рук в руки», считается полученным посредством проставления штампа Стороны-адресата и подписи уполномоченного представителя данной Стороны (в </w:t>
+      </w:r>
+      <w:proofErr w:type="gramStart"/>
+      <w:r>
+        <w:t>т.ч.</w:t>
+      </w:r>
+      <w:proofErr w:type="gramEnd"/>
+      <w:r>
+        <w:t xml:space="preserve"> представителя в силу обстановки) на копии оригинала сообщения (документа).</w:t>
       </w:r>
     </w:p>
     <w:p>
@@ -6890,7 +6958,15 @@
       </w:r>
       <w:r>
         <w:br/>
-        <w:t>Адрес электронной почты (e-mail):</w:t>
+        <w:t>Адрес электронной почты (</w:t>
+      </w:r>
+      <w:proofErr w:type="spellStart"/>
+      <w:r>
+        <w:t>e-mail</w:t>
+      </w:r>
+      <w:proofErr w:type="spellEnd"/>
+      <w:r>
+        <w:t>):</w:t>
       </w:r>
       <w:r>
         <w:rPr>
@@ -6973,7 +7049,15 @@
       </w:r>
       <w:r>
         <w:br/>
-        <w:t xml:space="preserve">Адрес электронной почты (e-mail): </w:t>
+        <w:t>Адрес электронной почты (</w:t>
+      </w:r>
+      <w:proofErr w:type="spellStart"/>
+      <w:r>
+        <w:t>e-mail</w:t>
+      </w:r>
+      <w:proofErr w:type="spellEnd"/>
+      <w:r>
+        <w:t xml:space="preserve">): </w:t>
       </w:r>
       <w:hyperlink r:id="rId9" w:history="1">
         <w:r>
@@ -8057,7 +8141,15 @@
         <w:t>семь</w:t>
       </w:r>
       <w:r>
-        <w:t xml:space="preserve">) рабочих дней  с момента их получения </w:t>
+        <w:t xml:space="preserve">) рабочих </w:t>
+      </w:r>
+      <w:proofErr w:type="gramStart"/>
+      <w:r>
+        <w:t>дней  с</w:t>
+      </w:r>
+      <w:proofErr w:type="gramEnd"/>
+      <w:r>
+        <w:t xml:space="preserve"> момента их получения </w:t>
       </w:r>
       <w:r>
         <w:t>и в случае обнаружения недостатков/дефектов в Исходных данных, которые Исполнитель обнаружил или должен был обнаружить как опытный Исполнитель, или необходимости предоставления дополнительных исходных данных Исполнитель обязан уведомить об этом Заказчика. Исполнитель также должен указать способ устранения таких недостатков</w:t>
@@ -8195,7 +8287,15 @@
         <w:pStyle w:val="31"/>
       </w:pPr>
       <w:r>
-        <w:t xml:space="preserve">21.3 К форс-мажорным обстоятельствам относятся стихийные бедствия (землетрясение, наводнение и т.п.), военные действия вооруженных сил, террористические акты, общенациональные забастовки, объявление чрезвычайного положения, эмбарго и иные обстоятельства подобного характера. </w:t>
+        <w:t xml:space="preserve">21.3 К форс-мажорным обстоятельствам относятся стихийные бедствия (землетрясение, наводнение и </w:t>
+      </w:r>
+      <w:proofErr w:type="gramStart"/>
+      <w:r>
+        <w:t>т.п.</w:t>
+      </w:r>
+      <w:proofErr w:type="gramEnd"/>
+      <w:r>
+        <w:t xml:space="preserve">), военные действия вооруженных сил, террористические акты, общенациональные забастовки, объявление чрезвычайного положения, эмбарго и иные обстоятельства подобного характера. </w:t>
       </w:r>
     </w:p>
     <w:p>
@@ -8615,10 +8715,18 @@
         <w:t xml:space="preserve"> </w:t>
       </w:r>
       <w:r>
-        <w:t xml:space="preserve">(части Работ) </w:t>
-      </w:r>
-      <w:r>
-        <w:t xml:space="preserve"> и/или Услуг заново, необходимое для устранения ошибок, дефектов, упущений, не относится к Изменениям в Работах, и должна производиться во всех случаях за счет Исполнителя в минимально </w:t>
+        <w:t xml:space="preserve">(части </w:t>
+      </w:r>
+      <w:proofErr w:type="gramStart"/>
+      <w:r>
+        <w:t xml:space="preserve">Работ) </w:t>
+      </w:r>
+      <w:r>
+        <w:t xml:space="preserve"> и</w:t>
+      </w:r>
+      <w:proofErr w:type="gramEnd"/>
+      <w:r>
+        <w:t xml:space="preserve">/или Услуг заново, необходимое для устранения ошибок, дефектов, упущений, не относится к Изменениям в Работах, и должна производиться во всех случаях за счет Исполнителя в минимально </w:t>
       </w:r>
       <w:r>
         <w:t>возможный</w:t>
@@ -8641,10 +8749,18 @@
         <w:t xml:space="preserve"> Исполнитель предоставляет гарантию на качество Результата</w:t>
       </w:r>
       <w:r>
-        <w:t xml:space="preserve"> Работ и/или </w:t>
-      </w:r>
-      <w:r>
-        <w:t xml:space="preserve"> Услуг. Гарантийный срок, порядок и условия предоставления гарантии определяются в Спецификации на соответствующий вид Работ/Услуг.</w:t>
+        <w:t xml:space="preserve"> Работ и/</w:t>
+      </w:r>
+      <w:proofErr w:type="gramStart"/>
+      <w:r>
+        <w:t xml:space="preserve">или </w:t>
+      </w:r>
+      <w:r>
+        <w:t xml:space="preserve"> Услуг</w:t>
+      </w:r>
+      <w:proofErr w:type="gramEnd"/>
+      <w:r>
+        <w:t>. Гарантийный срок, порядок и условия предоставления гарантии определяются в Спецификации на соответствующий вид Работ/Услуг.</w:t>
       </w:r>
     </w:p>
     <w:p>
@@ -10715,11 +10831,19 @@
               </w:rPr>
               <w:t>__</w:t>
             </w:r>
-            <w:r>
-              <w:rPr>
-                <w:rFonts w:cs="Arial"/>
-              </w:rPr>
-              <w:t xml:space="preserve">Е.А. </w:t>
+            <w:proofErr w:type="gramStart"/>
+            <w:r>
+              <w:rPr>
+                <w:rFonts w:cs="Arial"/>
+              </w:rPr>
+              <w:t>Е.А.</w:t>
+            </w:r>
+            <w:proofErr w:type="gramEnd"/>
+            <w:r>
+              <w:rPr>
+                <w:rFonts w:cs="Arial"/>
+              </w:rPr>
+              <w:t xml:space="preserve"> </w:t>
             </w:r>
             <w:r>
               <w:rPr>
@@ -11048,7 +11172,7 @@
           </mc:Choice>
           <mc:Fallback>
             <w:pict>
-              <v:rect w14:anchorId="74D16BEB" id="Прямоугольник 1" o:spid="_x0000_s1026" style="position:absolute;margin-left:-4.05pt;margin-top:615.85pt;width:306pt;height:14.25pt;z-index:251659264;visibility:visible;mso-wrap-style:square;mso-height-percent:0;mso-wrap-distance-left:9pt;mso-wrap-distance-top:0;mso-wrap-distance-right:9pt;mso-wrap-distance-bottom:0;mso-position-horizontal:absolute;mso-position-horizontal-relative:text;mso-position-vertical:absolute;mso-position-vertical-relative:text;mso-height-percent:0;mso-height-relative:margin;v-text-anchor:middle" o:gfxdata="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" fillcolor="white [3212]" strokecolor="white [3212]" strokeweight="1pt"/>
+              <v:rect w14:anchorId="5D4B5F52" id="Прямоугольник 1" o:spid="_x0000_s1026" style="position:absolute;margin-left:-4.05pt;margin-top:615.85pt;width:306pt;height:14.25pt;z-index:251658240;visibility:visible;mso-wrap-style:square;mso-height-percent:0;mso-wrap-distance-left:9pt;mso-wrap-distance-top:0;mso-wrap-distance-right:9pt;mso-wrap-distance-bottom:0;mso-position-horizontal:absolute;mso-position-horizontal-relative:text;mso-position-vertical:absolute;mso-position-vertical-relative:text;mso-height-percent:0;mso-height-relative:margin;v-text-anchor:middle" o:gfxdata="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" fillcolor="white [3212]" strokecolor="white [3212]" strokeweight="1pt"/>
             </w:pict>
           </mc:Fallback>
         </mc:AlternateContent>
@@ -11105,6 +11229,7 @@
         <w:docPartUnique/>
       </w:docPartObj>
     </w:sdtPr>
+    <w:sdtEndPr/>
     <w:sdtContent>
       <w:sdt>
         <w:sdtPr>
@@ -11118,6 +11243,7 @@
             <w:docPartUnique/>
           </w:docPartObj>
         </w:sdtPr>
+        <w:sdtEndPr/>
         <w:sdtContent>
           <w:p>
             <w:pPr>
